--- a/lessons/2-11-group2/homework.docx
+++ b/lessons/2-11-group2/homework.docx
@@ -115,7 +115,7 @@
           <wp:inline distT="0" distB="0" distL="0" distR="0">
             <wp:extent cx="1047750" cy="790575"/>
             <wp:effectExtent t="0" r="0" b="0" l="0"/>
-            <wp:docPr id="1" name="" descr="" title=""/>
+            <wp:docPr id="1" name="Decimal" descr="Picture illustrating the vocabulary word &quot;Decimal&quot;" title="Decimal"/>
             <wp:cNvGraphicFramePr>
               <a:graphicFrameLocks xmlns:a="http://schemas.openxmlformats.org/drawingml/2006/main" noChangeAspect="1"/>
             </wp:cNvGraphicFramePr>
@@ -161,10 +161,10 @@
           <w:b/>
           <w:bCs/>
         </w:rPr>
-        <w:t xml:space="preserve">Add and Subtract Decimals (Sumar y restar decimales)</w:t>
-      </w:r>
-      <w:r>
-        <w:t xml:space="preserve"> — Combine or find the difference between decimals by lining up equal place values.</w:t>
+        <w:t xml:space="preserve">Decimal (Decimal)</w:t>
+      </w:r>
+      <w:r>
+        <w:t xml:space="preserve"> — A number with a dot, like 0.5, that shows a part less than one.</w:t>
       </w:r>
     </w:p>
     <w:p>
@@ -176,9 +176,9 @@
       <w:r>
         <w:drawing>
           <wp:inline distT="0" distB="0" distL="0" distR="0">
-            <wp:extent cx="1047750" cy="790575"/>
+            <wp:extent cx="1047750" cy="628650"/>
             <wp:effectExtent t="0" r="0" b="0" l="0"/>
-            <wp:docPr id="1" name="" descr="" title=""/>
+            <wp:docPr id="1" name="Place value" descr="Picture illustrating the vocabulary word &quot;Place value&quot;" title="Place value"/>
             <wp:cNvGraphicFramePr>
               <a:graphicFrameLocks xmlns:a="http://schemas.openxmlformats.org/drawingml/2006/main" noChangeAspect="1"/>
             </wp:cNvGraphicFramePr>
@@ -201,7 +201,7 @@
                   <pic:spPr bwMode="auto">
                     <a:xfrm>
                       <a:off x="0" y="0"/>
-                      <a:ext cx="1047750" cy="790575"/>
+                      <a:ext cx="1047750" cy="628650"/>
                     </a:xfrm>
                     <a:prstGeom prst="rect">
                       <a:avLst/>
@@ -224,10 +224,10 @@
           <w:b/>
           <w:bCs/>
         </w:rPr>
-        <w:t xml:space="preserve">Decimal (Decimal)</w:t>
-      </w:r>
-      <w:r>
-        <w:t xml:space="preserve"> — A number with a dot, like 0.5, that shows a part less than one.</w:t>
+        <w:t xml:space="preserve">Place value (Valor posicional)</w:t>
+      </w:r>
+      <w:r>
+        <w:t xml:space="preserve"> — What a digit is worth based on where it sits in a number.</w:t>
       </w:r>
     </w:p>
     <w:p>
@@ -241,7 +241,7 @@
           <wp:inline distT="0" distB="0" distL="0" distR="0">
             <wp:extent cx="1047750" cy="628650"/>
             <wp:effectExtent t="0" r="0" b="0" l="0"/>
-            <wp:docPr id="1" name="" descr="" title=""/>
+            <wp:docPr id="1" name="Tenths" descr="Picture illustrating the vocabulary word &quot;Tenths&quot;" title="Tenths"/>
             <wp:cNvGraphicFramePr>
               <a:graphicFrameLocks xmlns:a="http://schemas.openxmlformats.org/drawingml/2006/main" noChangeAspect="1"/>
             </wp:cNvGraphicFramePr>
@@ -287,10 +287,10 @@
           <w:b/>
           <w:bCs/>
         </w:rPr>
-        <w:t xml:space="preserve">Place value (Valor posicional)</w:t>
-      </w:r>
-      <w:r>
-        <w:t xml:space="preserve"> — What a digit is worth based on where it sits in a number.</w:t>
+        <w:t xml:space="preserve">Tenths (Décimas)</w:t>
+      </w:r>
+      <w:r>
+        <w:t xml:space="preserve"> — The first spot after the decimal point. It shows parts out of 10.</w:t>
       </w:r>
     </w:p>
     <w:p>
@@ -304,7 +304,7 @@
           <wp:inline distT="0" distB="0" distL="0" distR="0">
             <wp:extent cx="1047750" cy="628650"/>
             <wp:effectExtent t="0" r="0" b="0" l="0"/>
-            <wp:docPr id="1" name="" descr="" title=""/>
+            <wp:docPr id="1" name="Hundredths" descr="Picture illustrating the vocabulary word &quot;Hundredths&quot;" title="Hundredths"/>
             <wp:cNvGraphicFramePr>
               <a:graphicFrameLocks xmlns:a="http://schemas.openxmlformats.org/drawingml/2006/main" noChangeAspect="1"/>
             </wp:cNvGraphicFramePr>
@@ -350,10 +350,10 @@
           <w:b/>
           <w:bCs/>
         </w:rPr>
-        <w:t xml:space="preserve">Tenths (Décimas)</w:t>
-      </w:r>
-      <w:r>
-        <w:t xml:space="preserve"> — The first spot after the decimal point. It shows parts out of 10.</w:t>
+        <w:t xml:space="preserve">Hundredths (Centésimas)</w:t>
+      </w:r>
+      <w:r>
+        <w:t xml:space="preserve"> — The second spot after the decimal point. It shows parts out of 100.</w:t>
       </w:r>
     </w:p>
     <w:p>
@@ -365,9 +365,9 @@
       <w:r>
         <w:drawing>
           <wp:inline distT="0" distB="0" distL="0" distR="0">
-            <wp:extent cx="1047750" cy="628650"/>
+            <wp:extent cx="1047750" cy="790575"/>
             <wp:effectExtent t="0" r="0" b="0" l="0"/>
-            <wp:docPr id="1" name="" descr="" title=""/>
+            <wp:docPr id="1" name="Annex zeros" descr="Picture illustrating the vocabulary word &quot;Annex zeros&quot;" title="Annex zeros"/>
             <wp:cNvGraphicFramePr>
               <a:graphicFrameLocks xmlns:a="http://schemas.openxmlformats.org/drawingml/2006/main" noChangeAspect="1"/>
             </wp:cNvGraphicFramePr>
@@ -381,70 +381,7 @@
                     </pic:cNvPicPr>
                   </pic:nvPicPr>
                   <pic:blipFill>
-                    <a:blip r:embed="rId11" cstate="none"/>
-                    <a:srcRect/>
-                    <a:stretch>
-                      <a:fillRect/>
-                    </a:stretch>
-                  </pic:blipFill>
-                  <pic:spPr bwMode="auto">
-                    <a:xfrm>
-                      <a:off x="0" y="0"/>
-                      <a:ext cx="1047750" cy="628650"/>
-                    </a:xfrm>
-                    <a:prstGeom prst="rect">
-                      <a:avLst/>
-                    </a:prstGeom>
-                  </pic:spPr>
-                </pic:pic>
-              </a:graphicData>
-            </a:graphic>
-          </wp:inline>
-        </w:drawing>
-      </w:r>
-    </w:p>
-    <w:p>
-      <w:pPr>
-        <w:keepNext/>
-        <w:spacing w:after="120"/>
-      </w:pPr>
-      <w:r>
-        <w:rPr>
-          <w:b/>
-          <w:bCs/>
-        </w:rPr>
-        <w:t xml:space="preserve">Hundredths (Centésimas)</w:t>
-      </w:r>
-      <w:r>
-        <w:t xml:space="preserve"> — The second spot after the decimal point. It shows parts out of 100.</w:t>
-      </w:r>
-    </w:p>
-    <w:p>
-      <w:pPr>
-        <w:keepNext/>
-        <w:spacing w:after="20" w:before="80"/>
-        <w:jc w:val="center"/>
-      </w:pPr>
-      <w:r>
-        <w:drawing>
-          <wp:inline distT="0" distB="0" distL="0" distR="0">
-            <wp:extent cx="1047750" cy="790575"/>
-            <wp:effectExtent t="0" r="0" b="0" l="0"/>
-            <wp:docPr id="1" name="" descr="" title=""/>
-            <wp:cNvGraphicFramePr>
-              <a:graphicFrameLocks xmlns:a="http://schemas.openxmlformats.org/drawingml/2006/main" noChangeAspect="1"/>
-            </wp:cNvGraphicFramePr>
-            <a:graphic xmlns:a="http://schemas.openxmlformats.org/drawingml/2006/main">
-              <a:graphicData uri="http://schemas.openxmlformats.org/drawingml/2006/picture">
-                <pic:pic xmlns:pic="http://schemas.openxmlformats.org/drawingml/2006/picture">
-                  <pic:nvPicPr>
-                    <pic:cNvPr id="0" name="" descr=""/>
-                    <pic:cNvPicPr>
-                      <a:picLocks noChangeAspect="1" noChangeArrowheads="1"/>
-                    </pic:cNvPicPr>
-                  </pic:nvPicPr>
-                  <pic:blipFill>
-                    <a:blip r:embed="rId8" cstate="none"/>
+                    <a:blip r:embed="rId7" cstate="none"/>
                     <a:srcRect/>
                     <a:stretch>
                       <a:fillRect/>
@@ -524,23 +461,23 @@
         <w:spacing w:after="40" w:before="0"/>
       </w:pPr>
       <w:r>
-        <w:t xml:space="preserve">     A. $21.14</w:t>
-      </w:r>
-    </w:p>
-    <w:p>
-      <w:pPr>
-        <w:spacing w:after="40" w:before="0"/>
-      </w:pPr>
-      <w:r>
-        <w:t xml:space="preserve">     B. $20.14</w:t>
-      </w:r>
-    </w:p>
-    <w:p>
-      <w:pPr>
-        <w:spacing w:after="40" w:before="0"/>
-      </w:pPr>
-      <w:r>
-        <w:t xml:space="preserve">     C. $21.04</w:t>
+        <w:t xml:space="preserve">     A. $20.14</w:t>
+      </w:r>
+    </w:p>
+    <w:p>
+      <w:pPr>
+        <w:spacing w:after="40" w:before="0"/>
+      </w:pPr>
+      <w:r>
+        <w:t xml:space="preserve">     B. $21.04</w:t>
+      </w:r>
+    </w:p>
+    <w:p>
+      <w:pPr>
+        <w:spacing w:after="40" w:before="0"/>
+      </w:pPr>
+      <w:r>
+        <w:t xml:space="preserve">     C. $21.14</w:t>
       </w:r>
     </w:p>
     <w:p>
@@ -835,7 +772,7 @@
           <w:b/>
           <w:bCs/>
         </w:rPr>
-        <w:t xml:space="preserve">1. A. $21.14</w:t>
+        <w:t xml:space="preserve">1. C. $21.14</w:t>
       </w:r>
     </w:p>
     <w:p>
@@ -1136,7 +1073,14 @@
 <file path=word/styles.xml><?xml version="1.0" encoding="utf-8"?>
 <w:styles xmlns:mc="http://schemas.openxmlformats.org/markup-compatibility/2006" xmlns:r="http://schemas.openxmlformats.org/officeDocument/2006/relationships" xmlns:w="http://schemas.openxmlformats.org/wordprocessingml/2006/main" xmlns:w14="http://schemas.microsoft.com/office/word/2010/wordml" xmlns:w15="http://schemas.microsoft.com/office/word/2012/wordml" mc:Ignorable="w14 w15">
   <w:docDefaults>
-    <w:rPrDefault/>
+    <w:rPrDefault>
+      <w:rPr>
+        <w:rFonts w:ascii="Arial" w:cs="Arial" w:eastAsia="Arial" w:hAnsi="Arial"/>
+        <w:sz w:val="22"/>
+        <w:szCs w:val="22"/>
+        <w:lang w:val="en-US"/>
+      </w:rPr>
+    </w:rPrDefault>
     <w:pPrDefault/>
   </w:docDefaults>
   <w:style w:type="paragraph" w:styleId="Title">
@@ -1154,10 +1098,16 @@
     <w:basedOn w:val="Normal"/>
     <w:next w:val="Normal"/>
     <w:qFormat/>
-    <w:rPr>
-      <w:color w:val="2E74B5"/>
-      <w:sz w:val="32"/>
-      <w:szCs w:val="32"/>
+    <w:pPr>
+      <w:keepNext/>
+    </w:pPr>
+    <w:rPr>
+      <w:rFonts w:ascii="Arial" w:cs="Arial" w:eastAsia="Arial" w:hAnsi="Arial"/>
+      <w:b/>
+      <w:bCs/>
+      <w:color w:val="183E56"/>
+      <w:sz w:val="34"/>
+      <w:szCs w:val="34"/>
     </w:rPr>
   </w:style>
   <w:style w:type="paragraph" w:styleId="Heading2">
@@ -1165,8 +1115,14 @@
     <w:basedOn w:val="Normal"/>
     <w:next w:val="Normal"/>
     <w:qFormat/>
-    <w:rPr>
-      <w:color w:val="2E74B5"/>
+    <w:pPr>
+      <w:keepNext/>
+    </w:pPr>
+    <w:rPr>
+      <w:rFonts w:ascii="Arial" w:cs="Arial" w:eastAsia="Arial" w:hAnsi="Arial"/>
+      <w:b/>
+      <w:bCs/>
+      <w:color w:val="176B70"/>
       <w:sz w:val="26"/>
       <w:szCs w:val="26"/>
     </w:rPr>

--- a/lessons/2-11-group2/homework.docx
+++ b/lessons/2-11-group2/homework.docx
@@ -745,148 +745,6 @@
         <w:t xml:space="preserve">______________________________________________________________________</w:t>
       </w:r>
     </w:p>
-    <w:p>
-      <w:r>
-        <w:br w:type="page"/>
-      </w:r>
-    </w:p>
-    <w:p>
-      <w:pPr>
-        <w:pStyle w:val="Heading1"/>
-        <w:spacing w:after="120"/>
-      </w:pPr>
-      <w:r>
-        <w:rPr>
-          <w:b/>
-          <w:bCs/>
-        </w:rPr>
-        <w:t xml:space="preserve">Answer Key (Teacher)</w:t>
-      </w:r>
-    </w:p>
-    <w:p>
-      <w:pPr>
-        <w:spacing w:after="40" w:before="0"/>
-      </w:pPr>
-      <w:r>
-        <w:rPr>
-          <w:b/>
-          <w:bCs/>
-        </w:rPr>
-        <w:t xml:space="preserve">1. C. $21.14</w:t>
-      </w:r>
-    </w:p>
-    <w:p>
-      <w:pPr>
-        <w:spacing w:after="20" w:before="0"/>
-      </w:pPr>
-      <w:r>
-        <w:t xml:space="preserve">     4.59 + 12.75 + 3.80 = 21.14. Line up decimal points and add column by column.</w:t>
-      </w:r>
-    </w:p>
-    <w:p>
-      <w:pPr>
-        <w:spacing w:after="80" w:before="0"/>
-      </w:pPr>
-      <w:r>
-        <w:rPr>
-          <w:i/>
-          <w:iCs/>
-        </w:rPr>
-        <w:t xml:space="preserve">     Watch for: A common mistake in Add and Subtract Decimals is lining up the last digits (the right edges) of each number instead of lining up the decimal points — for example, adding 8.3 and 2.45 as if the 3 and the 5 belong in the same column. Before you add or subtract, add zeros so every number has the same number of decimal places (write 8.3 as 8.30), then check that the decimal points sit directly above one another.</w:t>
-      </w:r>
-    </w:p>
-    <w:p>
-      <w:pPr>
-        <w:spacing w:after="40" w:before="0"/>
-      </w:pPr>
-      <w:r>
-        <w:rPr>
-          <w:b/>
-          <w:bCs/>
-        </w:rPr>
-        <w:t xml:space="preserve">2. Spot the Mistake — Subtracting Without a Placeholder</w:t>
-      </w:r>
-    </w:p>
-    <w:p>
-      <w:pPr>
-        <w:spacing w:after="20" w:before="0"/>
-      </w:pPr>
-      <w:r>
-        <w:t xml:space="preserve">     The mistake is in Step 2.</w:t>
-      </w:r>
-    </w:p>
-    <w:p>
-      <w:pPr>
-        <w:spacing w:after="20" w:before="0"/>
-      </w:pPr>
-      <w:r>
-        <w:t xml:space="preserve">     Correct work: The student did not annex a zero, so the hundredths place had nothing to subtract from. Write 12.5 as 12.50, then line up the decimal points: 12.50 − 3.45. Hundredths: 0 − 5 → borrow → 10 − 5 = 5. Tenths: 4 − 4 = 0 (after borrowing). Ones: 2 − 3 → borrow → 12 − 3 = 9. Tens: 0 (after borrowing). The correct difference is 9.05.</w:t>
-      </w:r>
-    </w:p>
-    <w:p>
-      <w:pPr>
-        <w:spacing w:after="80" w:before="0"/>
-      </w:pPr>
-      <w:r>
-        <w:t xml:space="preserve">     Watch for: The Set up step is the problem: 12.5 was left with one decimal place while 3.45 has two, so the hundredths column had nothing to subtract from. Write 12.5 as 12.50 and subtract with the points aligned — 0 − 5 needs a borrow, giving 5 hundredths, then 4 − 4 = 0 tenths and 12 − 3 = 9 ones. The correct difference is 9.05, not 9.5.</w:t>
-      </w:r>
-    </w:p>
-    <w:p>
-      <w:pPr>
-        <w:spacing w:after="40" w:before="0"/>
-      </w:pPr>
-      <w:r>
-        <w:rPr>
-          <w:b/>
-          <w:bCs/>
-        </w:rPr>
-        <w:t xml:space="preserve">3. Find Tasha's Mistake</w:t>
-      </w:r>
-    </w:p>
-    <w:p>
-      <w:pPr>
-        <w:spacing w:after="20" w:before="0"/>
-      </w:pPr>
-      <w:r>
-        <w:t xml:space="preserve">     The mistake is in Step 3.</w:t>
-      </w:r>
-    </w:p>
-    <w:p>
-      <w:pPr>
-        <w:spacing w:after="20" w:before="0"/>
-      </w:pPr>
-      <w:r>
-        <w:t xml:space="preserve">     Correct work: Tasha did not write 15.7 as 15.70 before subtracting. With proper alignment: 15.70 − 8.36 = 7.34. She got 7.41 because she subtracted hundredths incorrectly without the placeholder zero.</w:t>
-      </w:r>
-    </w:p>
-    <w:p>
-      <w:pPr>
-        <w:spacing w:after="80" w:before="0"/>
-      </w:pPr>
-      <w:r>
-        <w:t xml:space="preserve">     Watch for: The Subtract step is where Tasha's answer goes wrong. She treated 15.7 as if it already had a hundredths digit, so her hundredths column was invented rather than computed. Written as 15.70 − 8.36, the hundredths need a borrow: 10 − 6 = 4, then 6 − 3 = 3 tenths and 15 − 8 = 7 ones, so the difference is 7.34, not 7.41.</w:t>
-      </w:r>
-    </w:p>
-    <w:p>
-      <w:pPr>
-        <w:spacing w:after="40" w:before="0"/>
-      </w:pPr>
-      <w:r>
-        <w:rPr>
-          <w:b/>
-          <w:bCs/>
-        </w:rPr>
-        <w:t xml:space="preserve">4. Open response — answers will vary.</w:t>
-      </w:r>
-    </w:p>
-    <w:p>
-      <w:pPr>
-        <w:spacing w:after="80" w:before="0"/>
-      </w:pPr>
-      <w:r>
-        <w:t xml:space="preserve">     Look for key words: decimal, align, annex zero, sum, 7.43, compare, place value.</w:t>
-      </w:r>
-    </w:p>
     <w:sectPr>
       <w:pgSz w:w="11906" w:h="16838" w:orient="portrait"/>
       <w:pgMar w:top="720" w:right="900" w:bottom="720" w:left="900" w:header="708" w:footer="708" w:gutter="0"/>
